--- a/需求的模板/{{合同编号}} {{物料名称1}} {{对方简称}} {{合同金额1}}.docx
+++ b/需求的模板/{{合同编号}} {{物料名称1}} {{对方简称}} {{合同金额1}}.docx
@@ -106,8 +106,20 @@
                 <w:sz w:val="24"/>
                 <w:szCs w:val="24"/>
                 <w:highlight w:val="none"/>
-              </w:rPr>
-              <w:t>卖方</w:t>
+                <w:lang w:val="en-US" w:eastAsia="zh-CN"/>
+              </w:rPr>
+              <w:t>卖</w:t>
+            </w:r>
+            <w:r>
+              <w:rPr>
+                <w:rFonts w:hint="eastAsia" w:ascii="Times New Roman" w:hAnsi="Times New Roman"/>
+                <w:b/>
+                <w:bCs/>
+                <w:sz w:val="24"/>
+                <w:szCs w:val="24"/>
+                <w:highlight w:val="none"/>
+              </w:rPr>
+              <w:t>方</w:t>
             </w:r>
             <w:r>
               <w:rPr>
@@ -372,8 +384,20 @@
                 <w:sz w:val="24"/>
                 <w:szCs w:val="28"/>
                 <w:highlight w:val="none"/>
-              </w:rPr>
-              <w:t>买方</w:t>
+                <w:lang w:val="en-US" w:eastAsia="zh-CN"/>
+              </w:rPr>
+              <w:t>买</w:t>
+            </w:r>
+            <w:r>
+              <w:rPr>
+                <w:rFonts w:hint="eastAsia" w:ascii="Times New Roman" w:hAnsi="Times New Roman"/>
+                <w:b/>
+                <w:bCs/>
+                <w:sz w:val="24"/>
+                <w:szCs w:val="28"/>
+                <w:highlight w:val="none"/>
+              </w:rPr>
+              <w:t>方</w:t>
             </w:r>
             <w:r>
               <w:rPr>
@@ -509,7 +533,58 @@
                 <w:color w:val="auto"/>
                 <w:highlight w:val="none"/>
               </w:rPr>
-              <w:t>经买卖双方友好协商，就买方向卖方采购</w:t>
+              <w:t>经</w:t>
+            </w:r>
+            <w:r>
+              <w:rPr>
+                <w:rFonts w:hint="eastAsia" w:ascii="Times New Roman" w:hAnsi="Times New Roman"/>
+                <w:color w:val="auto"/>
+                <w:highlight w:val="none"/>
+                <w:lang w:eastAsia="zh-CN"/>
+              </w:rPr>
+              <w:t>甲乙</w:t>
+            </w:r>
+            <w:r>
+              <w:rPr>
+                <w:rFonts w:hint="eastAsia" w:ascii="Times New Roman" w:hAnsi="Times New Roman"/>
+                <w:color w:val="auto"/>
+                <w:highlight w:val="none"/>
+              </w:rPr>
+              <w:t>双方友好协商，就</w:t>
+            </w:r>
+            <w:r>
+              <w:rPr>
+                <w:rFonts w:hint="eastAsia" w:ascii="Times New Roman" w:hAnsi="Times New Roman"/>
+                <w:color w:val="auto"/>
+                <w:highlight w:val="none"/>
+                <w:lang w:eastAsia="zh-CN"/>
+              </w:rPr>
+              <w:t>甲</w:t>
+            </w:r>
+            <w:r>
+              <w:rPr>
+                <w:rFonts w:hint="eastAsia" w:ascii="Times New Roman" w:hAnsi="Times New Roman"/>
+                <w:color w:val="auto"/>
+                <w:highlight w:val="none"/>
+              </w:rPr>
+              <w:t>方向</w:t>
+            </w:r>
+            <w:r>
+              <w:rPr>
+                <w:rFonts w:hint="eastAsia" w:ascii="Times New Roman" w:hAnsi="Times New Roman"/>
+                <w:color w:val="auto"/>
+                <w:highlight w:val="none"/>
+                <w:lang w:eastAsia="zh-CN"/>
+              </w:rPr>
+              <w:t>乙</w:t>
+            </w:r>
+            <w:r>
+              <w:rPr>
+                <w:rFonts w:hint="eastAsia" w:ascii="Times New Roman" w:hAnsi="Times New Roman"/>
+                <w:color w:val="auto"/>
+                <w:highlight w:val="none"/>
+              </w:rPr>
+              <w:t>方采购</w:t>
             </w:r>
             <w:r>
               <w:rPr>
@@ -1906,6 +1981,8 @@
               </w:rPr>
               <w:t>}}</w:t>
             </w:r>
+            <w:bookmarkStart w:id="0" w:name="_GoBack"/>
+            <w:bookmarkEnd w:id="0"/>
           </w:p>
         </w:tc>
       </w:tr>
@@ -1949,8 +2026,24 @@
         <w:rPr>
           <w:rFonts w:hint="eastAsia" w:ascii="Times New Roman" w:hAnsi="Times New Roman"/>
           <w:highlight w:val="none"/>
-        </w:rPr>
-        <w:t>纸箱或层板木箱（实木箱需熏蒸）包装，标明重量和尺寸和合同编号。</w:t>
+          <w:lang w:eastAsia="zh-CN"/>
+        </w:rPr>
+        <w:t>采用纸箱或层板木箱包装（实木箱需熏蒸），标注重量、尺寸及合同编号；</w:t>
+      </w:r>
+      <w:r>
+        <w:rPr>
+          <w:rFonts w:hint="eastAsia" w:ascii="Times New Roman" w:hAnsi="Times New Roman"/>
+          <w:highlight w:val="none"/>
+          <w:lang w:val="en-US" w:eastAsia="zh-CN"/>
+        </w:rPr>
+        <w:t>乙方须向甲方提供装箱清单，并按规定张贴唛头</w:t>
+      </w:r>
+      <w:r>
+        <w:rPr>
+          <w:rFonts w:hint="eastAsia" w:ascii="Times New Roman" w:hAnsi="Times New Roman"/>
+          <w:highlight w:val="none"/>
+        </w:rPr>
+        <w:t>。</w:t>
       </w:r>
     </w:p>
     <w:tbl>
@@ -1989,6 +2082,7 @@
             <w:insideH w:val="single" w:color="auto" w:sz="4" w:space="0"/>
             <w:insideV w:val="single" w:color="auto" w:sz="4" w:space="0"/>
           </w:tblBorders>
+          <w:shd w:val="clear" w:color="auto" w:fill="D7D7D7"/>
           <w:tblCellMar>
             <w:top w:w="0" w:type="dxa"/>
             <w:left w:w="108" w:type="dxa"/>
@@ -2338,27 +2432,6 @@
         <w:ind w:left="1" w:firstLine="332" w:firstLineChars="151"/>
         <w:jc w:val="left"/>
         <w:rPr>
-          <w:rFonts w:hint="default" w:ascii="Times New Roman" w:hAnsi="Times New Roman" w:cs="Arial"/>
-          <w:kern w:val="0"/>
-          <w:sz w:val="22"/>
-          <w:highlight w:val="none"/>
-          <w:lang w:val="en-US" w:eastAsia="zh-CN"/>
-        </w:rPr>
-      </w:pPr>
-      <w:r>
-        <w:rPr>
-          <w:rFonts w:hint="eastAsia" w:ascii="Times New Roman" w:hAnsi="Times New Roman" w:cs="Arial"/>
-          <w:kern w:val="0"/>
-          <w:sz w:val="22"/>
-          <w:highlight w:val="none"/>
-          <w:lang w:val="en-US" w:eastAsia="zh-CN"/>
-        </w:rPr>
-        <w:t>{{付款方式期限等条款}}</w:t>
-      </w:r>
-    </w:p>
-    <w:p>
-      <w:pPr>
-        <w:rPr>
           <w:rFonts w:hint="eastAsia" w:ascii="Times New Roman" w:hAnsi="Times New Roman" w:cs="Arial"/>
           <w:b/>
           <w:kern w:val="0"/>
@@ -2367,6 +2440,16 @@
           <w:highlight w:val="none"/>
         </w:rPr>
       </w:pPr>
+      <w:r>
+        <w:rPr>
+          <w:rFonts w:hint="eastAsia" w:ascii="Times New Roman" w:hAnsi="Times New Roman" w:cs="Arial"/>
+          <w:kern w:val="0"/>
+          <w:sz w:val="22"/>
+          <w:highlight w:val="none"/>
+          <w:lang w:val="en-US" w:eastAsia="zh-CN"/>
+        </w:rPr>
+        <w:t>{{付款方式期限等条款}}</w:t>
+      </w:r>
       <w:r>
         <w:rPr>
           <w:rFonts w:hint="eastAsia" w:ascii="Times New Roman" w:hAnsi="Times New Roman" w:cs="Arial"/>
@@ -2482,19 +2565,7 @@
           <w:highlight w:val="none"/>
           <w:lang w:val="en-US" w:eastAsia="zh-CN"/>
         </w:rPr>
-        <w:t xml:space="preserve">  </w:t>
-      </w:r>
-      <w:bookmarkStart w:id="0" w:name="_GoBack"/>
-      <w:bookmarkEnd w:id="0"/>
-      <w:r>
-        <w:rPr>
-          <w:rFonts w:hint="eastAsia" w:ascii="Times New Roman" w:hAnsi="Times New Roman" w:cs="Arial"/>
-          <w:kern w:val="0"/>
-          <w:sz w:val="22"/>
-          <w:highlight w:val="none"/>
-          <w:lang w:val="en-US" w:eastAsia="zh-CN"/>
-        </w:rPr>
-        <w:t>{{货物验收标准和方法}}</w:t>
+        <w:t xml:space="preserve">  {{货物验收标准和方法}}</w:t>
       </w:r>
     </w:p>
     <w:p>
@@ -2554,7 +2625,26 @@
           <w:sz w:val="22"/>
           <w:highlight w:val="none"/>
         </w:rPr>
-        <w:t>产品所有权及损毁、灭失的风险，自产品交付后转移至买方。</w:t>
+        <w:t>产品所有权及损毁、灭失的风险，自产品交付后转移至</w:t>
+      </w:r>
+      <w:r>
+        <w:rPr>
+          <w:rFonts w:hint="eastAsia" w:ascii="Times New Roman" w:hAnsi="Times New Roman" w:cs="Arial"/>
+          <w:kern w:val="0"/>
+          <w:sz w:val="22"/>
+          <w:highlight w:val="none"/>
+          <w:lang w:eastAsia="zh-CN"/>
+        </w:rPr>
+        <w:t>甲</w:t>
+      </w:r>
+      <w:r>
+        <w:rPr>
+          <w:rFonts w:hint="eastAsia" w:ascii="Times New Roman" w:hAnsi="Times New Roman" w:cs="Arial"/>
+          <w:kern w:val="0"/>
+          <w:sz w:val="22"/>
+          <w:highlight w:val="none"/>
+        </w:rPr>
+        <w:t>方。</w:t>
       </w:r>
     </w:p>
     <w:p>
@@ -2644,36 +2734,290 @@
     </w:p>
     <w:p>
       <w:pPr>
-        <w:widowControl/>
-        <w:shd w:val="clear" w:color="auto" w:fill="auto"/>
+        <w:shd w:val="clear"/>
         <w:spacing w:line="360" w:lineRule="auto"/>
-        <w:ind w:left="1" w:firstLine="362" w:firstLineChars="151"/>
-        <w:jc w:val="left"/>
-        <w:rPr>
-          <w:rFonts w:ascii="Times New Roman" w:hAnsi="Times New Roman" w:cs="Arial"/>
+        <w:ind w:firstLine="420" w:firstLineChars="0"/>
+        <w:rPr>
+          <w:rFonts w:hint="eastAsia" w:ascii="Times New Roman" w:hAnsi="Times New Roman" w:cs="Arial"/>
           <w:kern w:val="0"/>
           <w:sz w:val="22"/>
           <w:highlight w:val="none"/>
+          <w:lang w:val="en-US" w:eastAsia="zh-CN"/>
         </w:rPr>
       </w:pPr>
       <w:r>
         <w:rPr>
           <w:rFonts w:hint="eastAsia" w:ascii="Times New Roman" w:hAnsi="Times New Roman" w:cs="Arial"/>
           <w:kern w:val="0"/>
-          <w:sz w:val="24"/>
-          <w:szCs w:val="24"/>
-          <w:highlight w:val="none"/>
-        </w:rPr>
-        <w:t xml:space="preserve"> </w:t>
-      </w:r>
-      <w:r>
-        <w:rPr>
-          <w:rFonts w:hint="eastAsia" w:ascii="Times New Roman" w:hAnsi="Times New Roman" w:cs="Arial"/>
-          <w:kern w:val="0"/>
           <w:sz w:val="22"/>
           <w:highlight w:val="none"/>
-        </w:rPr>
-        <w:t>买方确认本合同项下的产品只用于买方生产，不得将其转售他人，否则视为买方违约，卖方有权终止合同，转售包括但不限于采用转让、转卖、易货、赠与等方式，使得产品的最终使用人为除买方外的其他任何人。</w:t>
+          <w:lang w:val="en-US" w:eastAsia="zh-CN"/>
+        </w:rPr>
+        <w:t>1. 违反本合同约定的将按《中华人民共和国民法典》的规定承担相应的责任。买、卖双方在履行本合同过程中，若一方违约，则引起的一切经济损失和法律责任均由违约方承担。</w:t>
+      </w:r>
+    </w:p>
+    <w:p>
+      <w:pPr>
+        <w:shd w:val="clear"/>
+        <w:spacing w:line="360" w:lineRule="auto"/>
+        <w:ind w:firstLine="420" w:firstLineChars="0"/>
+        <w:rPr>
+          <w:rFonts w:hint="eastAsia" w:ascii="Times New Roman" w:hAnsi="Times New Roman" w:cs="Arial"/>
+          <w:kern w:val="0"/>
+          <w:sz w:val="22"/>
+          <w:highlight w:val="none"/>
+          <w:lang w:val="en-US" w:eastAsia="zh-CN"/>
+        </w:rPr>
+      </w:pPr>
+      <w:r>
+        <w:rPr>
+          <w:rFonts w:hint="eastAsia" w:ascii="Times New Roman" w:hAnsi="Times New Roman" w:cs="Arial"/>
+          <w:kern w:val="0"/>
+          <w:sz w:val="22"/>
+          <w:highlight w:val="none"/>
+          <w:lang w:val="en-US" w:eastAsia="zh-CN"/>
+        </w:rPr>
+        <w:t>2. 卖方保证其供应本合同配件是全新的，技术水平是先进的、成熟的、质量优良的，配件的选型均符合安全可靠、经济运行和易于维护的要求，并达到技术协议或技术规范或国家（或行业）标准要求，满足买方的使用需求。</w:t>
+      </w:r>
+    </w:p>
+    <w:p>
+      <w:pPr>
+        <w:shd w:val="clear"/>
+        <w:spacing w:line="360" w:lineRule="auto"/>
+        <w:ind w:firstLine="420" w:firstLineChars="0"/>
+        <w:rPr>
+          <w:rFonts w:hint="eastAsia" w:ascii="Times New Roman" w:hAnsi="Times New Roman" w:cs="Arial"/>
+          <w:kern w:val="0"/>
+          <w:sz w:val="22"/>
+          <w:highlight w:val="none"/>
+          <w:lang w:val="en-US" w:eastAsia="zh-CN"/>
+        </w:rPr>
+      </w:pPr>
+      <w:r>
+        <w:rPr>
+          <w:rFonts w:hint="eastAsia" w:ascii="Times New Roman" w:hAnsi="Times New Roman" w:cs="Arial"/>
+          <w:kern w:val="0"/>
+          <w:sz w:val="22"/>
+          <w:highlight w:val="none"/>
+          <w:lang w:val="en-US" w:eastAsia="zh-CN"/>
+        </w:rPr>
+        <w:t>3. 如由于卖方责任需要更换有缺陷的配件，而使买方设备停运时，其造成买方设备损坏、报废等情形，卖方应立即无偿更换和修理，并赔偿买方全部损失。</w:t>
+      </w:r>
+    </w:p>
+    <w:p>
+      <w:pPr>
+        <w:shd w:val="clear"/>
+        <w:spacing w:line="360" w:lineRule="auto"/>
+        <w:ind w:firstLine="420" w:firstLineChars="0"/>
+        <w:rPr>
+          <w:rFonts w:hint="eastAsia" w:ascii="Times New Roman" w:hAnsi="Times New Roman" w:cs="Arial"/>
+          <w:kern w:val="0"/>
+          <w:sz w:val="22"/>
+          <w:highlight w:val="none"/>
+          <w:lang w:val="en-US" w:eastAsia="zh-CN"/>
+        </w:rPr>
+      </w:pPr>
+      <w:r>
+        <w:rPr>
+          <w:rFonts w:hint="eastAsia" w:ascii="Times New Roman" w:hAnsi="Times New Roman" w:cs="Arial"/>
+          <w:kern w:val="0"/>
+          <w:sz w:val="22"/>
+          <w:highlight w:val="none"/>
+          <w:lang w:val="en-US" w:eastAsia="zh-CN"/>
+        </w:rPr>
+        <w:t>4. 本合同生效后，卖方应按合同约定的交货期交货，如逾期交货（不可抗力的原因造成的除外），卖方按以下方式承担违约责任：</w:t>
+      </w:r>
+    </w:p>
+    <w:p>
+      <w:pPr>
+        <w:shd w:val="clear"/>
+        <w:spacing w:line="360" w:lineRule="auto"/>
+        <w:ind w:firstLine="420" w:firstLineChars="0"/>
+        <w:rPr>
+          <w:rFonts w:hint="eastAsia" w:ascii="Times New Roman" w:hAnsi="Times New Roman" w:cs="Arial"/>
+          <w:kern w:val="0"/>
+          <w:sz w:val="22"/>
+          <w:highlight w:val="none"/>
+          <w:lang w:val="en-US" w:eastAsia="zh-CN"/>
+        </w:rPr>
+      </w:pPr>
+      <w:r>
+        <w:rPr>
+          <w:rFonts w:hint="eastAsia" w:ascii="Times New Roman" w:hAnsi="Times New Roman" w:cs="Arial"/>
+          <w:kern w:val="0"/>
+          <w:sz w:val="22"/>
+          <w:highlight w:val="none"/>
+          <w:lang w:val="en-US" w:eastAsia="zh-CN"/>
+        </w:rPr>
+        <w:t>（1）逾期2周交货，违约金按合同总价款的1%计算，违约金应在买方书面通知卖方后10个工作日内支付。</w:t>
+      </w:r>
+    </w:p>
+    <w:p>
+      <w:pPr>
+        <w:shd w:val="clear"/>
+        <w:spacing w:line="360" w:lineRule="auto"/>
+        <w:ind w:firstLine="420" w:firstLineChars="0"/>
+        <w:rPr>
+          <w:rFonts w:hint="eastAsia" w:ascii="Times New Roman" w:hAnsi="Times New Roman" w:cs="Arial"/>
+          <w:kern w:val="0"/>
+          <w:sz w:val="22"/>
+          <w:highlight w:val="none"/>
+          <w:lang w:val="en-US" w:eastAsia="zh-CN"/>
+        </w:rPr>
+      </w:pPr>
+      <w:r>
+        <w:rPr>
+          <w:rFonts w:hint="eastAsia" w:ascii="Times New Roman" w:hAnsi="Times New Roman" w:cs="Arial"/>
+          <w:kern w:val="0"/>
+          <w:sz w:val="22"/>
+          <w:highlight w:val="none"/>
+          <w:lang w:val="en-US" w:eastAsia="zh-CN"/>
+        </w:rPr>
+        <w:t>（2）逾期2周以上但不足4周交货，违约金按合同总价款的1.5%计算，违约金应在买方书面通知卖方后10个工作日内支付。</w:t>
+      </w:r>
+    </w:p>
+    <w:p>
+      <w:pPr>
+        <w:shd w:val="clear"/>
+        <w:spacing w:line="360" w:lineRule="auto"/>
+        <w:ind w:firstLine="420" w:firstLineChars="0"/>
+        <w:rPr>
+          <w:rFonts w:hint="eastAsia" w:ascii="Times New Roman" w:hAnsi="Times New Roman" w:cs="Arial"/>
+          <w:kern w:val="0"/>
+          <w:sz w:val="22"/>
+          <w:highlight w:val="none"/>
+          <w:lang w:val="en-US" w:eastAsia="zh-CN"/>
+        </w:rPr>
+      </w:pPr>
+      <w:r>
+        <w:rPr>
+          <w:rFonts w:hint="eastAsia" w:ascii="Times New Roman" w:hAnsi="Times New Roman" w:cs="Arial"/>
+          <w:kern w:val="0"/>
+          <w:sz w:val="22"/>
+          <w:highlight w:val="none"/>
+          <w:lang w:val="en-US" w:eastAsia="zh-CN"/>
+        </w:rPr>
+        <w:t>（3）逾期4周交货，违约金按合同总价款的2%计算，违约金应在买方书面通知卖方后10个工作日内支付。</w:t>
+      </w:r>
+    </w:p>
+    <w:p>
+      <w:pPr>
+        <w:shd w:val="clear"/>
+        <w:spacing w:line="360" w:lineRule="auto"/>
+        <w:ind w:firstLine="420" w:firstLineChars="0"/>
+        <w:rPr>
+          <w:rFonts w:hint="eastAsia" w:ascii="Times New Roman" w:hAnsi="Times New Roman" w:cs="Arial"/>
+          <w:kern w:val="0"/>
+          <w:sz w:val="22"/>
+          <w:highlight w:val="none"/>
+          <w:lang w:val="en-US" w:eastAsia="zh-CN"/>
+        </w:rPr>
+      </w:pPr>
+      <w:r>
+        <w:rPr>
+          <w:rFonts w:hint="eastAsia" w:ascii="Times New Roman" w:hAnsi="Times New Roman" w:cs="Arial"/>
+          <w:kern w:val="0"/>
+          <w:sz w:val="22"/>
+          <w:highlight w:val="none"/>
+          <w:lang w:val="en-US" w:eastAsia="zh-CN"/>
+        </w:rPr>
+        <w:t>（4）卖方应按本合同约定的交货期交货，若延迟交货超过60天，买方有权终止合同，卖方须退还买方已支付的全部款项，并支付本合同总价款10%的违约金。如因不可抗力或其他合理原因导致卖方无法按时交货，卖方应在交货期届满前书面通知买方，并提供相关证明。经买方书面同意后，卖方可以延期交货，但延期时间不得超过1周，超过1周仍未交货的，视为逾期交货。超过2周，买方有权单方解除本合同，并要求卖方退还买方已支付的全部款项，并支付合同总价款10%的违约金，违约金应在买方书面通知卖方后10个工作日内支付。</w:t>
+      </w:r>
+    </w:p>
+    <w:p>
+      <w:pPr>
+        <w:shd w:val="clear"/>
+        <w:spacing w:line="360" w:lineRule="auto"/>
+        <w:ind w:firstLine="420" w:firstLineChars="0"/>
+        <w:rPr>
+          <w:rFonts w:hint="eastAsia" w:ascii="Times New Roman" w:hAnsi="Times New Roman" w:cs="Arial"/>
+          <w:kern w:val="0"/>
+          <w:sz w:val="22"/>
+          <w:highlight w:val="none"/>
+          <w:lang w:val="en-US" w:eastAsia="zh-CN"/>
+        </w:rPr>
+      </w:pPr>
+      <w:r>
+        <w:rPr>
+          <w:rFonts w:hint="eastAsia" w:ascii="Times New Roman" w:hAnsi="Times New Roman" w:cs="Arial"/>
+          <w:kern w:val="0"/>
+          <w:sz w:val="22"/>
+          <w:highlight w:val="none"/>
+          <w:lang w:val="en-US" w:eastAsia="zh-CN"/>
+        </w:rPr>
+        <w:t>（5）逾期交货不满一周按一周计算。如卖方逾期交货遇合同配件材料价格上涨，其合同总价款不变。</w:t>
+      </w:r>
+    </w:p>
+    <w:p>
+      <w:pPr>
+        <w:shd w:val="clear"/>
+        <w:spacing w:line="360" w:lineRule="auto"/>
+        <w:ind w:firstLine="420" w:firstLineChars="0"/>
+        <w:rPr>
+          <w:rFonts w:hint="eastAsia" w:ascii="Times New Roman" w:hAnsi="Times New Roman" w:cs="Arial"/>
+          <w:kern w:val="0"/>
+          <w:sz w:val="22"/>
+          <w:highlight w:val="none"/>
+          <w:lang w:val="en-US" w:eastAsia="zh-CN"/>
+        </w:rPr>
+      </w:pPr>
+      <w:r>
+        <w:rPr>
+          <w:rFonts w:hint="eastAsia" w:ascii="Times New Roman" w:hAnsi="Times New Roman" w:cs="Arial"/>
+          <w:kern w:val="0"/>
+          <w:sz w:val="22"/>
+          <w:highlight w:val="none"/>
+          <w:lang w:val="en-US" w:eastAsia="zh-CN"/>
+        </w:rPr>
+        <w:t>（6）卖方承担逾期交货违约金，并不免除卖方按照本合同继续交货及其他的相应义务。</w:t>
+      </w:r>
+    </w:p>
+    <w:p>
+      <w:pPr>
+        <w:shd w:val="clear"/>
+        <w:spacing w:line="360" w:lineRule="auto"/>
+        <w:ind w:firstLine="420" w:firstLineChars="0"/>
+        <w:rPr>
+          <w:rFonts w:hint="eastAsia" w:ascii="Times New Roman" w:hAnsi="Times New Roman" w:cs="Arial"/>
+          <w:kern w:val="0"/>
+          <w:sz w:val="22"/>
+          <w:highlight w:val="none"/>
+          <w:lang w:val="en-US" w:eastAsia="zh-CN"/>
+        </w:rPr>
+      </w:pPr>
+      <w:r>
+        <w:rPr>
+          <w:rFonts w:hint="eastAsia" w:ascii="Times New Roman" w:hAnsi="Times New Roman" w:cs="Arial"/>
+          <w:kern w:val="0"/>
+          <w:sz w:val="22"/>
+          <w:highlight w:val="none"/>
+          <w:lang w:val="en-US" w:eastAsia="zh-CN"/>
+        </w:rPr>
+        <w:t>（7）如卖方不（或不能）履行本合同，买方有权单方解除本合同，卖方按本合同总价款的10%承担违约金，并退还买方已支付的全部货款。</w:t>
+      </w:r>
+    </w:p>
+    <w:p>
+      <w:pPr>
+        <w:shd w:val="clear"/>
+        <w:spacing w:line="360" w:lineRule="auto"/>
+        <w:ind w:firstLine="420" w:firstLineChars="0"/>
+        <w:rPr>
+          <w:rFonts w:hint="eastAsia" w:ascii="Times New Roman" w:hAnsi="Times New Roman" w:cs="Arial"/>
+          <w:kern w:val="0"/>
+          <w:sz w:val="22"/>
+          <w:highlight w:val="none"/>
+          <w:lang w:val="en-US" w:eastAsia="zh-CN"/>
+        </w:rPr>
+      </w:pPr>
+      <w:r>
+        <w:rPr>
+          <w:rFonts w:hint="eastAsia" w:ascii="Times New Roman" w:hAnsi="Times New Roman" w:cs="Arial"/>
+          <w:kern w:val="0"/>
+          <w:sz w:val="22"/>
+          <w:highlight w:val="none"/>
+          <w:lang w:val="en-US" w:eastAsia="zh-CN"/>
+        </w:rPr>
+        <w:t>（8）本合同约定卖方须承担违约金的，若违约金不足以弥补损失的，卖方还应当继续赔偿买方不足部分损失（包括但不限于重新订货而产生的高价差额、运费、延工损失等费用，以及直接损失、间接损失、预期利益、可得利益损失、诉讼费、律师费等）。</w:t>
       </w:r>
     </w:p>
     <w:p>
@@ -2721,8 +3065,37 @@
           <w:kern w:val="0"/>
           <w:sz w:val="22"/>
           <w:highlight w:val="none"/>
-        </w:rPr>
-        <w:t>买、卖双方的任何一方由于不可抗力的原因不能履行本合同时，应尽快向对方通报，在提供相应证明后（指权威机构出具或双方认可的书面材料），可对本合同签订补充协议进行修改，并根据情况免于承担违约责任；因不可抗力致合同不能履行的，遭受不可抗力的一方可以解除合同；任何一方因迟延履约后发生的不可抗力，不能免除其责任。</w:t>
+          <w:lang w:eastAsia="zh-CN"/>
+        </w:rPr>
+        <w:t>甲</w:t>
+      </w:r>
+      <w:r>
+        <w:rPr>
+          <w:rFonts w:hint="eastAsia" w:ascii="Times New Roman" w:hAnsi="Times New Roman" w:cs="Arial"/>
+          <w:kern w:val="0"/>
+          <w:sz w:val="22"/>
+          <w:highlight w:val="none"/>
+        </w:rPr>
+        <w:t>、</w:t>
+      </w:r>
+      <w:r>
+        <w:rPr>
+          <w:rFonts w:hint="eastAsia" w:ascii="Times New Roman" w:hAnsi="Times New Roman" w:cs="Arial"/>
+          <w:kern w:val="0"/>
+          <w:sz w:val="22"/>
+          <w:highlight w:val="none"/>
+          <w:lang w:eastAsia="zh-CN"/>
+        </w:rPr>
+        <w:t>乙</w:t>
+      </w:r>
+      <w:r>
+        <w:rPr>
+          <w:rFonts w:hint="eastAsia" w:ascii="Times New Roman" w:hAnsi="Times New Roman" w:cs="Arial"/>
+          <w:kern w:val="0"/>
+          <w:sz w:val="22"/>
+          <w:highlight w:val="none"/>
+        </w:rPr>
+        <w:t>双方的任何一方由于不可抗力的原因不能履行本合同时，应尽快向对方通报，在提供相应证明后（指权威机构出具或双方认可的书面材料），可对本合同签订补充协议进行修改，并根据情况免于承担违约责任；因不可抗力致合同不能履行的，遭受不可抗力的一方可以解除合同；任何一方因迟延履约后发生的不可抗力，不能免除其责任。</w:t>
       </w:r>
     </w:p>
     <w:p>
@@ -2909,7 +3282,7 @@
           <w:highlight w:val="none"/>
           <w:lang w:val="en-US" w:eastAsia="zh-CN"/>
         </w:rPr>
-        <w:t>买</w:t>
+        <w:t>甲</w:t>
       </w:r>
       <w:r>
         <w:rPr>
@@ -2928,7 +3301,28 @@
           <w:sz w:val="22"/>
           <w:highlight w:val="none"/>
         </w:rPr>
-        <w:t>举报坐机电话：023-63886353，举报受理邮箱：342554176@qq.com，受理人电话：黄老师：1389</w:t>
+        <w:t>举报</w:t>
+      </w:r>
+      <w:r>
+        <w:rPr>
+          <w:rFonts w:hint="eastAsia" w:ascii="Times New Roman" w:hAnsi="Times New Roman" w:cs="Arial"/>
+          <w:color w:val="auto"/>
+          <w:kern w:val="0"/>
+          <w:sz w:val="22"/>
+          <w:highlight w:val="none"/>
+          <w:lang w:val="en-US" w:eastAsia="zh-CN"/>
+        </w:rPr>
+        <w:t>座机</w:t>
+      </w:r>
+      <w:r>
+        <w:rPr>
+          <w:rFonts w:hint="eastAsia" w:ascii="Times New Roman" w:hAnsi="Times New Roman" w:cs="Arial"/>
+          <w:color w:val="auto"/>
+          <w:kern w:val="0"/>
+          <w:sz w:val="22"/>
+          <w:highlight w:val="none"/>
+        </w:rPr>
+        <w:t>电话：023-63886353，举报受理邮箱：342554176@qq.com，受理人电话：黄老师：1389</w:t>
       </w:r>
       <w:r>
         <w:rPr>
@@ -3106,7 +3500,24 @@
           <w:sz w:val="22"/>
           <w:highlight w:val="none"/>
         </w:rPr>
-        <w:t>本合同经买卖双方法人代表人和/或法人代表委托人签字盖章后生效</w:t>
+        <w:t>本合同经</w:t>
+      </w:r>
+      <w:r>
+        <w:rPr>
+          <w:rFonts w:hint="eastAsia" w:ascii="Times New Roman" w:hAnsi="Times New Roman"/>
+          <w:sz w:val="22"/>
+          <w:highlight w:val="none"/>
+          <w:lang w:eastAsia="zh-CN"/>
+        </w:rPr>
+        <w:t>甲乙</w:t>
+      </w:r>
+      <w:r>
+        <w:rPr>
+          <w:rFonts w:hint="eastAsia" w:ascii="Times New Roman" w:hAnsi="Times New Roman"/>
+          <w:sz w:val="22"/>
+          <w:highlight w:val="none"/>
+        </w:rPr>
+        <w:t>双方法人代表人和/或法人代表委托人签字盖章后生效</w:t>
       </w:r>
       <w:r>
         <w:rPr>
@@ -3143,7 +3554,53 @@
           <w:szCs w:val="24"/>
           <w:highlight w:val="none"/>
         </w:rPr>
-        <w:t>十四、本合同正本一式四份，买方执三份，卖方持一份，均具有同等法律效力。</w:t>
+        <w:t>十四、本合同正本一式四份，</w:t>
+      </w:r>
+      <w:r>
+        <w:rPr>
+          <w:rFonts w:hint="eastAsia" w:ascii="Times New Roman" w:hAnsi="Times New Roman" w:cs="Arial"/>
+          <w:b/>
+          <w:kern w:val="0"/>
+          <w:sz w:val="24"/>
+          <w:szCs w:val="24"/>
+          <w:highlight w:val="none"/>
+          <w:lang w:eastAsia="zh-CN"/>
+        </w:rPr>
+        <w:t>甲</w:t>
+      </w:r>
+      <w:r>
+        <w:rPr>
+          <w:rFonts w:hint="eastAsia" w:ascii="Times New Roman" w:hAnsi="Times New Roman" w:cs="Arial"/>
+          <w:b/>
+          <w:kern w:val="0"/>
+          <w:sz w:val="24"/>
+          <w:szCs w:val="24"/>
+          <w:highlight w:val="none"/>
+        </w:rPr>
+        <w:t>方执三份，</w:t>
+      </w:r>
+      <w:r>
+        <w:rPr>
+          <w:rFonts w:hint="eastAsia" w:ascii="Times New Roman" w:hAnsi="Times New Roman" w:cs="Arial"/>
+          <w:b/>
+          <w:kern w:val="0"/>
+          <w:sz w:val="24"/>
+          <w:szCs w:val="24"/>
+          <w:highlight w:val="none"/>
+          <w:lang w:eastAsia="zh-CN"/>
+        </w:rPr>
+        <w:t>乙</w:t>
+      </w:r>
+      <w:r>
+        <w:rPr>
+          <w:rFonts w:hint="eastAsia" w:ascii="Times New Roman" w:hAnsi="Times New Roman" w:cs="Arial"/>
+          <w:b/>
+          <w:kern w:val="0"/>
+          <w:sz w:val="24"/>
+          <w:szCs w:val="24"/>
+          <w:highlight w:val="none"/>
+        </w:rPr>
+        <w:t>方持一份，均具有同等法律效力。</w:t>
       </w:r>
     </w:p>
     <w:p>
@@ -3254,7 +3711,30 @@
                 <w:highlight w:val="none"/>
                 <w:shd w:val="clear" w:color="auto" w:fill="FFFFFF"/>
               </w:rPr>
-              <w:t xml:space="preserve">             卖方</w:t>
+              <w:t xml:space="preserve">             </w:t>
+            </w:r>
+            <w:r>
+              <w:rPr>
+                <w:rFonts w:hint="eastAsia" w:ascii="Times New Roman" w:hAnsi="Times New Roman" w:cs="宋体"/>
+                <w:bCs/>
+                <w:sz w:val="22"/>
+                <w:szCs w:val="22"/>
+                <w:highlight w:val="none"/>
+                <w:shd w:val="clear" w:color="auto" w:fill="FFFFFF"/>
+                <w:lang w:val="en-US" w:eastAsia="zh-CN"/>
+              </w:rPr>
+              <w:t>卖</w:t>
+            </w:r>
+            <w:r>
+              <w:rPr>
+                <w:rFonts w:hint="eastAsia" w:ascii="Times New Roman" w:hAnsi="Times New Roman" w:eastAsia="宋体" w:cs="宋体"/>
+                <w:bCs/>
+                <w:sz w:val="22"/>
+                <w:szCs w:val="22"/>
+                <w:highlight w:val="none"/>
+                <w:shd w:val="clear" w:color="auto" w:fill="FFFFFF"/>
+              </w:rPr>
+              <w:t>方</w:t>
             </w:r>
             <w:r>
               <w:rPr>
@@ -3614,7 +4094,30 @@
                 <w:highlight w:val="none"/>
                 <w:shd w:val="clear" w:color="auto" w:fill="FFFFFF"/>
               </w:rPr>
-              <w:t xml:space="preserve">             买方</w:t>
+              <w:t xml:space="preserve">             </w:t>
+            </w:r>
+            <w:r>
+              <w:rPr>
+                <w:rFonts w:hint="eastAsia" w:ascii="Times New Roman" w:hAnsi="Times New Roman" w:cs="宋体"/>
+                <w:bCs/>
+                <w:sz w:val="22"/>
+                <w:szCs w:val="22"/>
+                <w:highlight w:val="none"/>
+                <w:shd w:val="clear" w:color="auto" w:fill="FFFFFF"/>
+                <w:lang w:val="en-US" w:eastAsia="zh-CN"/>
+              </w:rPr>
+              <w:t>买</w:t>
+            </w:r>
+            <w:r>
+              <w:rPr>
+                <w:rFonts w:hint="eastAsia" w:ascii="Times New Roman" w:hAnsi="Times New Roman" w:eastAsia="宋体" w:cs="宋体"/>
+                <w:bCs/>
+                <w:sz w:val="22"/>
+                <w:szCs w:val="22"/>
+                <w:highlight w:val="none"/>
+                <w:shd w:val="clear" w:color="auto" w:fill="FFFFFF"/>
+              </w:rPr>
+              <w:t>方</w:t>
             </w:r>
             <w:r>
               <w:rPr>
@@ -4479,6 +4982,7 @@
             <w:insideH w:val="none" w:color="auto" w:sz="0" w:space="0"/>
             <w:insideV w:val="none" w:color="auto" w:sz="0" w:space="0"/>
           </w:tblBorders>
+          <w:shd w:val="clear" w:color="auto" w:fill="auto"/>
           <w:tblCellMar>
             <w:top w:w="0" w:type="dxa"/>
             <w:left w:w="108" w:type="dxa"/>
@@ -4550,6 +5054,7 @@
             <w:insideH w:val="none" w:color="auto" w:sz="0" w:space="0"/>
             <w:insideV w:val="none" w:color="auto" w:sz="0" w:space="0"/>
           </w:tblBorders>
+          <w:shd w:val="clear" w:color="auto" w:fill="auto"/>
           <w:tblCellMar>
             <w:top w:w="0" w:type="dxa"/>
             <w:left w:w="108" w:type="dxa"/>
@@ -5071,6 +5576,7 @@
             <w:insideH w:val="none" w:color="auto" w:sz="0" w:space="0"/>
             <w:insideV w:val="none" w:color="auto" w:sz="0" w:space="0"/>
           </w:tblBorders>
+          <w:shd w:val="clear" w:color="auto" w:fill="auto"/>
           <w:tblCellMar>
             <w:top w:w="0" w:type="dxa"/>
             <w:left w:w="108" w:type="dxa"/>
